--- a/nutrafit-bienvenida.docx
+++ b/nutrafit-bienvenida.docx
@@ -24,31 +24,7 @@
           <w:u w:val="single"/>
           <w:lang w:eastAsia="es-ES"/>
         </w:rPr>
-        <w:t xml:space="preserve">Nutrafit - </w:t>
-      </w:r>
-      <w:r>
-        <w:rPr>
-          <w:rFonts w:ascii="Times New Roman" w:eastAsia="Times New Roman" w:hAnsi="Times New Roman" w:cs="Times New Roman"/>
-          <w:b/>
-          <w:bCs/>
-          <w:sz w:val="40"/>
-          <w:szCs w:val="40"/>
-          <w:u w:val="single"/>
-          <w:lang w:eastAsia="es-ES"/>
-        </w:rPr>
-        <w:t>Versión</w:t>
-      </w:r>
-      <w:r>
-        <w:rPr>
-          <w:rFonts w:ascii="Times New Roman" w:eastAsia="Times New Roman" w:hAnsi="Times New Roman" w:cs="Times New Roman"/>
-          <w:b/>
-          <w:bCs/>
-          <w:sz w:val="40"/>
-          <w:szCs w:val="40"/>
-          <w:u w:val="single"/>
-          <w:lang w:eastAsia="es-ES"/>
-        </w:rPr>
-        <w:t xml:space="preserve"> con bienvenida</w:t>
+        <w:t>Nutrafit - Versión con bienvenida</w:t>
       </w:r>
     </w:p>
     <w:p>
@@ -135,61 +111,7 @@
           <w:szCs w:val="24"/>
           <w:lang w:eastAsia="es-ES"/>
         </w:rPr>
-        <w:t xml:space="preserve">Esta es la </w:t>
-      </w:r>
-      <w:r>
-        <w:rPr>
-          <w:rFonts w:ascii="Times New Roman" w:eastAsia="Times New Roman" w:hAnsi="Times New Roman" w:cs="Times New Roman"/>
-          <w:sz w:val="24"/>
-          <w:szCs w:val="24"/>
-          <w:lang w:eastAsia="es-ES"/>
-        </w:rPr>
-        <w:t>versión</w:t>
-      </w:r>
-      <w:r>
-        <w:rPr>
-          <w:rFonts w:ascii="Times New Roman" w:eastAsia="Times New Roman" w:hAnsi="Times New Roman" w:cs="Times New Roman"/>
-          <w:sz w:val="24"/>
-          <w:szCs w:val="24"/>
-          <w:lang w:eastAsia="es-ES"/>
-        </w:rPr>
-        <w:t xml:space="preserve"> estable de la </w:t>
-      </w:r>
-      <w:r>
-        <w:rPr>
-          <w:rFonts w:ascii="Times New Roman" w:eastAsia="Times New Roman" w:hAnsi="Times New Roman" w:cs="Times New Roman"/>
-          <w:sz w:val="24"/>
-          <w:szCs w:val="24"/>
-          <w:lang w:eastAsia="es-ES"/>
-        </w:rPr>
-        <w:t>aplicación</w:t>
-      </w:r>
-      <w:r>
-        <w:rPr>
-          <w:rFonts w:ascii="Times New Roman" w:eastAsia="Times New Roman" w:hAnsi="Times New Roman" w:cs="Times New Roman"/>
-          <w:sz w:val="24"/>
-          <w:szCs w:val="24"/>
-          <w:lang w:eastAsia="es-ES"/>
-        </w:rPr>
-        <w:t xml:space="preserve">, preparada como PWA instalable para usar desde el </w:t>
-      </w:r>
-      <w:r>
-        <w:rPr>
-          <w:rFonts w:ascii="Times New Roman" w:eastAsia="Times New Roman" w:hAnsi="Times New Roman" w:cs="Times New Roman"/>
-          <w:sz w:val="24"/>
-          <w:szCs w:val="24"/>
-          <w:lang w:eastAsia="es-ES"/>
-        </w:rPr>
-        <w:t>móvil</w:t>
-      </w:r>
-      <w:r>
-        <w:rPr>
-          <w:rFonts w:ascii="Times New Roman" w:eastAsia="Times New Roman" w:hAnsi="Times New Roman" w:cs="Times New Roman"/>
-          <w:sz w:val="24"/>
-          <w:szCs w:val="24"/>
-          <w:lang w:eastAsia="es-ES"/>
-        </w:rPr>
-        <w:t xml:space="preserve"> o el ordenador sin necesidad de </w:t>
+        <w:t xml:space="preserve">Esta es la versión estable de la aplicación, preparada como PWA instalable para usar desde el móvil o el ordenador sin necesidad de </w:t>
       </w:r>
       <w:r>
         <w:rPr>
@@ -275,7 +197,7 @@
             <w:szCs w:val="24"/>
             <w:lang w:eastAsia="es-ES"/>
           </w:rPr>
-          <w:t>https://script.google.com/macros/s/AKfycbxMafehlP3woU4sn1xRdTeAbhAqrRYyB57bqaXkZUNBq0AbPqPqNp5AAQFAfYuxSRRp/exec</w:t>
+          <w:t>https://alinaresblanco-gif.github.io/nutrafit/</w:t>
         </w:r>
       </w:hyperlink>
     </w:p>
@@ -350,115 +272,7 @@
           <w:szCs w:val="24"/>
           <w:lang w:eastAsia="es-ES"/>
         </w:rPr>
-        <w:t xml:space="preserve">Nutrafit te </w:t>
-      </w:r>
-      <w:r>
-        <w:rPr>
-          <w:rFonts w:ascii="Times New Roman" w:eastAsia="Times New Roman" w:hAnsi="Times New Roman" w:cs="Times New Roman"/>
-          <w:sz w:val="24"/>
-          <w:szCs w:val="24"/>
-          <w:lang w:eastAsia="es-ES"/>
-        </w:rPr>
-        <w:t>acompaña</w:t>
-      </w:r>
-      <w:r>
-        <w:rPr>
-          <w:rFonts w:ascii="Times New Roman" w:eastAsia="Times New Roman" w:hAnsi="Times New Roman" w:cs="Times New Roman"/>
-          <w:sz w:val="24"/>
-          <w:szCs w:val="24"/>
-          <w:lang w:eastAsia="es-ES"/>
-        </w:rPr>
-        <w:t xml:space="preserve"> en la </w:t>
-      </w:r>
-      <w:r>
-        <w:rPr>
-          <w:rFonts w:ascii="Times New Roman" w:eastAsia="Times New Roman" w:hAnsi="Times New Roman" w:cs="Times New Roman"/>
-          <w:sz w:val="24"/>
-          <w:szCs w:val="24"/>
-          <w:lang w:eastAsia="es-ES"/>
-        </w:rPr>
-        <w:t>organización</w:t>
-      </w:r>
-      <w:r>
-        <w:rPr>
-          <w:rFonts w:ascii="Times New Roman" w:eastAsia="Times New Roman" w:hAnsi="Times New Roman" w:cs="Times New Roman"/>
-          <w:sz w:val="24"/>
-          <w:szCs w:val="24"/>
-          <w:lang w:eastAsia="es-ES"/>
-        </w:rPr>
-        <w:t xml:space="preserve"> diaria de comidas, </w:t>
-      </w:r>
-      <w:r>
-        <w:rPr>
-          <w:rFonts w:ascii="Times New Roman" w:eastAsia="Times New Roman" w:hAnsi="Times New Roman" w:cs="Times New Roman"/>
-          <w:sz w:val="24"/>
-          <w:szCs w:val="24"/>
-          <w:lang w:eastAsia="es-ES"/>
-        </w:rPr>
-        <w:t>créditos</w:t>
-      </w:r>
-      <w:r>
-        <w:rPr>
-          <w:rFonts w:ascii="Times New Roman" w:eastAsia="Times New Roman" w:hAnsi="Times New Roman" w:cs="Times New Roman"/>
-          <w:sz w:val="24"/>
-          <w:szCs w:val="24"/>
-          <w:lang w:eastAsia="es-ES"/>
-        </w:rPr>
-        <w:t xml:space="preserve">, agua, ejercicio, peso, recetas y compras. La </w:t>
-      </w:r>
-      <w:r>
-        <w:rPr>
-          <w:rFonts w:ascii="Times New Roman" w:eastAsia="Times New Roman" w:hAnsi="Times New Roman" w:cs="Times New Roman"/>
-          <w:sz w:val="24"/>
-          <w:szCs w:val="24"/>
-          <w:lang w:eastAsia="es-ES"/>
-        </w:rPr>
-        <w:t>aplicación</w:t>
-      </w:r>
-      <w:r>
-        <w:rPr>
-          <w:rFonts w:ascii="Times New Roman" w:eastAsia="Times New Roman" w:hAnsi="Times New Roman" w:cs="Times New Roman"/>
-          <w:sz w:val="24"/>
-          <w:szCs w:val="24"/>
-          <w:lang w:eastAsia="es-ES"/>
-        </w:rPr>
-        <w:t xml:space="preserve"> </w:t>
-      </w:r>
-      <w:r>
-        <w:rPr>
-          <w:rFonts w:ascii="Times New Roman" w:eastAsia="Times New Roman" w:hAnsi="Times New Roman" w:cs="Times New Roman"/>
-          <w:sz w:val="24"/>
-          <w:szCs w:val="24"/>
-          <w:lang w:eastAsia="es-ES"/>
-        </w:rPr>
-        <w:t>está</w:t>
-      </w:r>
-      <w:r>
-        <w:rPr>
-          <w:rFonts w:ascii="Times New Roman" w:eastAsia="Times New Roman" w:hAnsi="Times New Roman" w:cs="Times New Roman"/>
-          <w:sz w:val="24"/>
-          <w:szCs w:val="24"/>
-          <w:lang w:eastAsia="es-ES"/>
-        </w:rPr>
-        <w:t xml:space="preserve"> pensada para ayudarte a registrar tu progreso de forma simple y mantener una rutina </w:t>
-      </w:r>
-      <w:r>
-        <w:rPr>
-          <w:rFonts w:ascii="Times New Roman" w:eastAsia="Times New Roman" w:hAnsi="Times New Roman" w:cs="Times New Roman"/>
-          <w:sz w:val="24"/>
-          <w:szCs w:val="24"/>
-          <w:lang w:eastAsia="es-ES"/>
-        </w:rPr>
-        <w:t>más</w:t>
-      </w:r>
-      <w:r>
-        <w:rPr>
-          <w:rFonts w:ascii="Times New Roman" w:eastAsia="Times New Roman" w:hAnsi="Times New Roman" w:cs="Times New Roman"/>
-          <w:sz w:val="24"/>
-          <w:szCs w:val="24"/>
-          <w:lang w:eastAsia="es-ES"/>
-        </w:rPr>
-        <w:t xml:space="preserve"> clara.</w:t>
+        <w:t>Nutrafit te acompaña en la organización diaria de comidas, créditos, agua, ejercicio, peso, recetas y compras. La aplicación está pensada para ayudarte a registrar tu progreso de forma simple y mantener una rutina más clara.</w:t>
       </w:r>
     </w:p>
     <w:p>
@@ -592,25 +406,7 @@
           <w:szCs w:val="24"/>
           <w:lang w:eastAsia="es-ES"/>
         </w:rPr>
-        <w:t xml:space="preserve">2. Pulsar el </w:t>
-      </w:r>
-      <w:r>
-        <w:rPr>
-          <w:rFonts w:ascii="Times New Roman" w:eastAsia="Times New Roman" w:hAnsi="Times New Roman" w:cs="Times New Roman"/>
-          <w:sz w:val="24"/>
-          <w:szCs w:val="24"/>
-          <w:lang w:eastAsia="es-ES"/>
-        </w:rPr>
-        <w:t>menú</w:t>
-      </w:r>
-      <w:r>
-        <w:rPr>
-          <w:rFonts w:ascii="Times New Roman" w:eastAsia="Times New Roman" w:hAnsi="Times New Roman" w:cs="Times New Roman"/>
-          <w:sz w:val="24"/>
-          <w:szCs w:val="24"/>
-          <w:lang w:eastAsia="es-ES"/>
-        </w:rPr>
-        <w:t xml:space="preserve"> del navegador.</w:t>
+        <w:t>2. Pulsar el menú del navegador.</w:t>
       </w:r>
     </w:p>
     <w:p>
@@ -1264,48 +1060,48 @@
           <w:szCs w:val="24"/>
           <w:lang w:eastAsia="es-ES"/>
         </w:rPr>
+        <w:t xml:space="preserve">- GPS </w:t>
+      </w:r>
+      <w:proofErr w:type="spellStart"/>
+      <w:r>
+        <w:rPr>
+          <w:rFonts w:ascii="Times New Roman" w:eastAsia="Times New Roman" w:hAnsi="Times New Roman" w:cs="Times New Roman"/>
+          <w:sz w:val="24"/>
+          <w:szCs w:val="24"/>
+          <w:lang w:eastAsia="es-ES"/>
+        </w:rPr>
+        <w:t>Tracker</w:t>
+      </w:r>
+      <w:proofErr w:type="spellEnd"/>
+      <w:r>
+        <w:rPr>
+          <w:rFonts w:ascii="Times New Roman" w:eastAsia="Times New Roman" w:hAnsi="Times New Roman" w:cs="Times New Roman"/>
+          <w:sz w:val="24"/>
+          <w:szCs w:val="24"/>
+          <w:lang w:eastAsia="es-ES"/>
+        </w:rPr>
+        <w:t>: mide rutas en vivo.</w:t>
+      </w:r>
+    </w:p>
+    <w:p>
+      <w:pPr>
+        <w:spacing w:after="0" w:line="285" w:lineRule="atLeast"/>
+        <w:jc w:val="both"/>
+        <w:rPr>
+          <w:rFonts w:ascii="Times New Roman" w:eastAsia="Times New Roman" w:hAnsi="Times New Roman" w:cs="Times New Roman"/>
+          <w:sz w:val="24"/>
+          <w:szCs w:val="24"/>
+          <w:lang w:eastAsia="es-ES"/>
+        </w:rPr>
+      </w:pPr>
+      <w:r>
+        <w:rPr>
+          <w:rFonts w:ascii="Times New Roman" w:eastAsia="Times New Roman" w:hAnsi="Times New Roman" w:cs="Times New Roman"/>
+          <w:sz w:val="24"/>
+          <w:szCs w:val="24"/>
+          <w:lang w:eastAsia="es-ES"/>
+        </w:rPr>
         <w:lastRenderedPageBreak/>
-        <w:t xml:space="preserve">- GPS </w:t>
-      </w:r>
-      <w:proofErr w:type="spellStart"/>
-      <w:r>
-        <w:rPr>
-          <w:rFonts w:ascii="Times New Roman" w:eastAsia="Times New Roman" w:hAnsi="Times New Roman" w:cs="Times New Roman"/>
-          <w:sz w:val="24"/>
-          <w:szCs w:val="24"/>
-          <w:lang w:eastAsia="es-ES"/>
-        </w:rPr>
-        <w:t>Tracker</w:t>
-      </w:r>
-      <w:proofErr w:type="spellEnd"/>
-      <w:r>
-        <w:rPr>
-          <w:rFonts w:ascii="Times New Roman" w:eastAsia="Times New Roman" w:hAnsi="Times New Roman" w:cs="Times New Roman"/>
-          <w:sz w:val="24"/>
-          <w:szCs w:val="24"/>
-          <w:lang w:eastAsia="es-ES"/>
-        </w:rPr>
-        <w:t>: mide rutas en vivo.</w:t>
-      </w:r>
-    </w:p>
-    <w:p>
-      <w:pPr>
-        <w:spacing w:after="0" w:line="285" w:lineRule="atLeast"/>
-        <w:jc w:val="both"/>
-        <w:rPr>
-          <w:rFonts w:ascii="Times New Roman" w:eastAsia="Times New Roman" w:hAnsi="Times New Roman" w:cs="Times New Roman"/>
-          <w:sz w:val="24"/>
-          <w:szCs w:val="24"/>
-          <w:lang w:eastAsia="es-ES"/>
-        </w:rPr>
-      </w:pPr>
-      <w:r>
-        <w:rPr>
-          <w:rFonts w:ascii="Times New Roman" w:eastAsia="Times New Roman" w:hAnsi="Times New Roman" w:cs="Times New Roman"/>
-          <w:sz w:val="24"/>
-          <w:szCs w:val="24"/>
-          <w:lang w:eastAsia="es-ES"/>
-        </w:rPr>
         <w:t xml:space="preserve">- </w:t>
       </w:r>
       <w:r>

--- a/nutrafit-bienvenida.docx
+++ b/nutrafit-bienvenida.docx
@@ -111,95 +111,117 @@
           <w:szCs w:val="24"/>
           <w:lang w:eastAsia="es-ES"/>
         </w:rPr>
-        <w:t xml:space="preserve">Esta es la versión estable de la aplicación, preparada como PWA instalable para usar desde el móvil o el ordenador sin necesidad de </w:t>
-      </w:r>
-      <w:r>
-        <w:rPr>
-          <w:rFonts w:ascii="Times New Roman" w:eastAsia="Times New Roman" w:hAnsi="Times New Roman" w:cs="Times New Roman"/>
-          <w:sz w:val="24"/>
-          <w:szCs w:val="24"/>
-          <w:lang w:eastAsia="es-ES"/>
-        </w:rPr>
-        <w:t>Store</w:t>
-      </w:r>
-      <w:r>
-        <w:rPr>
-          <w:rFonts w:ascii="Times New Roman" w:eastAsia="Times New Roman" w:hAnsi="Times New Roman" w:cs="Times New Roman"/>
-          <w:sz w:val="24"/>
-          <w:szCs w:val="24"/>
-          <w:lang w:eastAsia="es-ES"/>
-        </w:rPr>
-        <w:t>.</w:t>
-      </w:r>
-    </w:p>
-    <w:p>
-      <w:pPr>
-        <w:spacing w:after="0" w:line="285" w:lineRule="atLeast"/>
-        <w:jc w:val="both"/>
-        <w:rPr>
-          <w:rFonts w:ascii="Times New Roman" w:eastAsia="Times New Roman" w:hAnsi="Times New Roman" w:cs="Times New Roman"/>
-          <w:sz w:val="24"/>
-          <w:szCs w:val="24"/>
-          <w:lang w:eastAsia="es-ES"/>
-        </w:rPr>
-      </w:pPr>
-    </w:p>
-    <w:p>
-      <w:pPr>
-        <w:spacing w:after="0" w:line="285" w:lineRule="atLeast"/>
-        <w:jc w:val="both"/>
-        <w:rPr>
-          <w:rFonts w:ascii="Times New Roman" w:eastAsia="Times New Roman" w:hAnsi="Times New Roman" w:cs="Times New Roman"/>
-          <w:sz w:val="24"/>
-          <w:szCs w:val="24"/>
-          <w:lang w:eastAsia="es-ES"/>
-        </w:rPr>
-      </w:pPr>
-      <w:r>
-        <w:rPr>
-          <w:rFonts w:ascii="Times New Roman" w:eastAsia="Times New Roman" w:hAnsi="Times New Roman" w:cs="Times New Roman"/>
-          <w:sz w:val="24"/>
-          <w:szCs w:val="24"/>
-          <w:lang w:eastAsia="es-ES"/>
-        </w:rPr>
-        <w:t>URL publica actual:</w:t>
-      </w:r>
-    </w:p>
-    <w:p>
-      <w:pPr>
-        <w:spacing w:after="0" w:line="285" w:lineRule="atLeast"/>
-        <w:jc w:val="both"/>
-        <w:rPr>
-          <w:rFonts w:ascii="Times New Roman" w:eastAsia="Times New Roman" w:hAnsi="Times New Roman" w:cs="Times New Roman"/>
-          <w:sz w:val="24"/>
-          <w:szCs w:val="24"/>
-          <w:lang w:eastAsia="es-ES"/>
-        </w:rPr>
-      </w:pPr>
-    </w:p>
-    <w:p>
-      <w:pPr>
-        <w:spacing w:after="0" w:line="285" w:lineRule="atLeast"/>
-        <w:jc w:val="both"/>
-        <w:rPr>
-          <w:rFonts w:ascii="Times New Roman" w:eastAsia="Times New Roman" w:hAnsi="Times New Roman" w:cs="Times New Roman"/>
-          <w:sz w:val="24"/>
-          <w:szCs w:val="24"/>
-          <w:lang w:eastAsia="es-ES"/>
-        </w:rPr>
-      </w:pPr>
-      <w:hyperlink r:id="rId4" w:history="1">
-        <w:r>
-          <w:rPr>
-            <w:rStyle w:val="Hipervnculo"/>
-            <w:rFonts w:ascii="Times New Roman" w:eastAsia="Times New Roman" w:hAnsi="Times New Roman" w:cs="Times New Roman"/>
-            <w:sz w:val="24"/>
-            <w:szCs w:val="24"/>
-            <w:lang w:eastAsia="es-ES"/>
-          </w:rPr>
-          <w:t>https://alinaresblanco-gif.github.io/nutrafit/</w:t>
-        </w:r>
-      </w:hyperlink>
+        <w:t xml:space="preserve">Esta es la versión estable de la aplicación, preparada como </w:t>
+      </w:r>
+      <w:proofErr w:type="spellStart"/>
+      <w:r>
+        <w:rPr>
+          <w:rFonts w:ascii="Times New Roman" w:eastAsia="Times New Roman" w:hAnsi="Times New Roman" w:cs="Times New Roman"/>
+          <w:sz w:val="24"/>
+          <w:szCs w:val="24"/>
+          <w:lang w:eastAsia="es-ES"/>
+        </w:rPr>
+        <w:t>Apk</w:t>
+      </w:r>
+      <w:proofErr w:type="spellEnd"/>
+      <w:r>
+        <w:rPr>
+          <w:rFonts w:ascii="Times New Roman" w:eastAsia="Times New Roman" w:hAnsi="Times New Roman" w:cs="Times New Roman"/>
+          <w:sz w:val="24"/>
+          <w:szCs w:val="24"/>
+          <w:lang w:eastAsia="es-ES"/>
+        </w:rPr>
+        <w:t xml:space="preserve"> instalable para usar desde el móvil.</w:t>
+      </w:r>
+    </w:p>
+    <w:p>
+      <w:pPr>
+        <w:spacing w:after="0" w:line="285" w:lineRule="atLeast"/>
+        <w:jc w:val="both"/>
+        <w:rPr>
+          <w:rFonts w:ascii="Times New Roman" w:eastAsia="Times New Roman" w:hAnsi="Times New Roman" w:cs="Times New Roman"/>
+          <w:sz w:val="24"/>
+          <w:szCs w:val="24"/>
+          <w:lang w:eastAsia="es-ES"/>
+        </w:rPr>
+      </w:pPr>
+    </w:p>
+    <w:p>
+      <w:pPr>
+        <w:spacing w:after="0" w:line="285" w:lineRule="atLeast"/>
+        <w:jc w:val="both"/>
+        <w:rPr>
+          <w:rFonts w:ascii="Times New Roman" w:eastAsia="Times New Roman" w:hAnsi="Times New Roman" w:cs="Times New Roman"/>
+          <w:sz w:val="24"/>
+          <w:szCs w:val="24"/>
+          <w:lang w:eastAsia="es-ES"/>
+        </w:rPr>
+      </w:pPr>
+      <w:r>
+        <w:rPr>
+          <w:rFonts w:ascii="Times New Roman" w:eastAsia="Times New Roman" w:hAnsi="Times New Roman" w:cs="Times New Roman"/>
+          <w:sz w:val="24"/>
+          <w:szCs w:val="24"/>
+          <w:lang w:eastAsia="es-ES"/>
+        </w:rPr>
+        <w:t>Archivo de instalación Android</w:t>
+      </w:r>
+    </w:p>
+    <w:p>
+      <w:pPr>
+        <w:spacing w:after="0" w:line="285" w:lineRule="atLeast"/>
+        <w:jc w:val="both"/>
+        <w:rPr>
+          <w:rFonts w:ascii="Times New Roman" w:eastAsia="Times New Roman" w:hAnsi="Times New Roman" w:cs="Times New Roman"/>
+          <w:sz w:val="24"/>
+          <w:szCs w:val="24"/>
+          <w:lang w:eastAsia="es-ES"/>
+        </w:rPr>
+      </w:pPr>
+    </w:p>
+    <w:p>
+      <w:pPr>
+        <w:spacing w:after="0" w:line="285" w:lineRule="atLeast"/>
+        <w:jc w:val="both"/>
+        <w:rPr>
+          <w:rFonts w:ascii="Times New Roman" w:eastAsia="Times New Roman" w:hAnsi="Times New Roman" w:cs="Times New Roman"/>
+          <w:sz w:val="24"/>
+          <w:szCs w:val="24"/>
+          <w:lang w:eastAsia="es-ES"/>
+        </w:rPr>
+      </w:pPr>
+      <w:r>
+        <w:rPr>
+          <w:rFonts w:ascii="Times New Roman" w:eastAsia="Times New Roman" w:hAnsi="Times New Roman" w:cs="Times New Roman"/>
+          <w:sz w:val="24"/>
+          <w:szCs w:val="24"/>
+          <w:lang w:eastAsia="es-ES"/>
+        </w:rPr>
+        <w:t>App-</w:t>
+      </w:r>
+      <w:proofErr w:type="spellStart"/>
+      <w:r>
+        <w:rPr>
+          <w:rFonts w:ascii="Times New Roman" w:eastAsia="Times New Roman" w:hAnsi="Times New Roman" w:cs="Times New Roman"/>
+          <w:sz w:val="24"/>
+          <w:szCs w:val="24"/>
+          <w:lang w:eastAsia="es-ES"/>
+        </w:rPr>
+        <w:t>debug.apk</w:t>
+      </w:r>
+      <w:proofErr w:type="spellEnd"/>
+    </w:p>
+    <w:p>
+      <w:pPr>
+        <w:spacing w:after="0" w:line="285" w:lineRule="atLeast"/>
+        <w:jc w:val="both"/>
+        <w:rPr>
+          <w:rFonts w:ascii="Times New Roman" w:eastAsia="Times New Roman" w:hAnsi="Times New Roman" w:cs="Times New Roman"/>
+          <w:sz w:val="24"/>
+          <w:szCs w:val="24"/>
+          <w:lang w:eastAsia="es-ES"/>
+        </w:rPr>
+      </w:pPr>
     </w:p>
     <w:p>
       <w:pPr>
@@ -385,70 +407,181 @@
           <w:szCs w:val="24"/>
           <w:lang w:eastAsia="es-ES"/>
         </w:rPr>
-        <w:t>1. Abrir la URL en Chrome.</w:t>
-      </w:r>
-    </w:p>
-    <w:p>
-      <w:pPr>
-        <w:spacing w:after="0" w:line="285" w:lineRule="atLeast"/>
-        <w:jc w:val="both"/>
-        <w:rPr>
-          <w:rFonts w:ascii="Times New Roman" w:eastAsia="Times New Roman" w:hAnsi="Times New Roman" w:cs="Times New Roman"/>
-          <w:sz w:val="24"/>
-          <w:szCs w:val="24"/>
-          <w:lang w:eastAsia="es-ES"/>
-        </w:rPr>
-      </w:pPr>
-      <w:r>
-        <w:rPr>
-          <w:rFonts w:ascii="Times New Roman" w:eastAsia="Times New Roman" w:hAnsi="Times New Roman" w:cs="Times New Roman"/>
-          <w:sz w:val="24"/>
-          <w:szCs w:val="24"/>
-          <w:lang w:eastAsia="es-ES"/>
-        </w:rPr>
-        <w:t>2. Pulsar el menú del navegador.</w:t>
-      </w:r>
-    </w:p>
-    <w:p>
-      <w:pPr>
-        <w:spacing w:after="0" w:line="285" w:lineRule="atLeast"/>
-        <w:jc w:val="both"/>
-        <w:rPr>
-          <w:rFonts w:ascii="Times New Roman" w:eastAsia="Times New Roman" w:hAnsi="Times New Roman" w:cs="Times New Roman"/>
-          <w:sz w:val="24"/>
-          <w:szCs w:val="24"/>
-          <w:lang w:eastAsia="es-ES"/>
-        </w:rPr>
-      </w:pPr>
-      <w:r>
-        <w:rPr>
-          <w:rFonts w:ascii="Times New Roman" w:eastAsia="Times New Roman" w:hAnsi="Times New Roman" w:cs="Times New Roman"/>
-          <w:sz w:val="24"/>
-          <w:szCs w:val="24"/>
-          <w:lang w:eastAsia="es-ES"/>
-        </w:rPr>
-        <w:t>3. Elegir Instalar app o Anadir a pantalla de inicio.</w:t>
-      </w:r>
-    </w:p>
-    <w:p>
-      <w:pPr>
-        <w:spacing w:after="0" w:line="285" w:lineRule="atLeast"/>
-        <w:jc w:val="both"/>
-        <w:rPr>
-          <w:rFonts w:ascii="Times New Roman" w:eastAsia="Times New Roman" w:hAnsi="Times New Roman" w:cs="Times New Roman"/>
-          <w:sz w:val="24"/>
-          <w:szCs w:val="24"/>
-          <w:lang w:eastAsia="es-ES"/>
-        </w:rPr>
-      </w:pPr>
-      <w:r>
-        <w:rPr>
-          <w:rFonts w:ascii="Times New Roman" w:eastAsia="Times New Roman" w:hAnsi="Times New Roman" w:cs="Times New Roman"/>
-          <w:sz w:val="24"/>
-          <w:szCs w:val="24"/>
-          <w:lang w:eastAsia="es-ES"/>
-        </w:rPr>
-        <w:t>4. Confirmar.</w:t>
+        <w:t xml:space="preserve">1. </w:t>
+      </w:r>
+      <w:r>
+        <w:rPr>
+          <w:rFonts w:ascii="Times New Roman" w:eastAsia="Times New Roman" w:hAnsi="Times New Roman" w:cs="Times New Roman"/>
+          <w:sz w:val="24"/>
+          <w:szCs w:val="24"/>
+          <w:lang w:eastAsia="es-ES"/>
+        </w:rPr>
+        <w:t xml:space="preserve">Pulsar </w:t>
+      </w:r>
+      <w:proofErr w:type="gramStart"/>
+      <w:r>
+        <w:rPr>
+          <w:rFonts w:ascii="Times New Roman" w:eastAsia="Times New Roman" w:hAnsi="Times New Roman" w:cs="Times New Roman"/>
+          <w:sz w:val="24"/>
+          <w:szCs w:val="24"/>
+          <w:lang w:eastAsia="es-ES"/>
+        </w:rPr>
+        <w:t>en  el</w:t>
+      </w:r>
+      <w:proofErr w:type="gramEnd"/>
+      <w:r>
+        <w:rPr>
+          <w:rFonts w:ascii="Times New Roman" w:eastAsia="Times New Roman" w:hAnsi="Times New Roman" w:cs="Times New Roman"/>
+          <w:sz w:val="24"/>
+          <w:szCs w:val="24"/>
+          <w:lang w:eastAsia="es-ES"/>
+        </w:rPr>
+        <w:t xml:space="preserve"> archivo </w:t>
+      </w:r>
+      <w:proofErr w:type="spellStart"/>
+      <w:r>
+        <w:rPr>
+          <w:rFonts w:ascii="Times New Roman" w:eastAsia="Times New Roman" w:hAnsi="Times New Roman" w:cs="Times New Roman"/>
+          <w:sz w:val="24"/>
+          <w:szCs w:val="24"/>
+          <w:lang w:eastAsia="es-ES"/>
+        </w:rPr>
+        <w:t>apk</w:t>
+      </w:r>
+      <w:proofErr w:type="spellEnd"/>
+    </w:p>
+    <w:p>
+      <w:pPr>
+        <w:spacing w:after="0" w:line="285" w:lineRule="atLeast"/>
+        <w:jc w:val="both"/>
+        <w:rPr>
+          <w:rFonts w:ascii="Times New Roman" w:eastAsia="Times New Roman" w:hAnsi="Times New Roman" w:cs="Times New Roman"/>
+          <w:sz w:val="24"/>
+          <w:szCs w:val="24"/>
+          <w:lang w:eastAsia="es-ES"/>
+        </w:rPr>
+      </w:pPr>
+      <w:r>
+        <w:rPr>
+          <w:rFonts w:ascii="Times New Roman" w:eastAsia="Times New Roman" w:hAnsi="Times New Roman" w:cs="Times New Roman"/>
+          <w:sz w:val="24"/>
+          <w:szCs w:val="24"/>
+          <w:lang w:eastAsia="es-ES"/>
+        </w:rPr>
+        <w:t xml:space="preserve">2. </w:t>
+      </w:r>
+      <w:r>
+        <w:rPr>
+          <w:rFonts w:ascii="Times New Roman" w:eastAsia="Times New Roman" w:hAnsi="Times New Roman" w:cs="Times New Roman"/>
+          <w:sz w:val="24"/>
+          <w:szCs w:val="24"/>
+          <w:lang w:eastAsia="es-ES"/>
+        </w:rPr>
+        <w:t>Seleccionar instalador de paquetes</w:t>
+      </w:r>
+    </w:p>
+    <w:p>
+      <w:pPr>
+        <w:spacing w:after="0" w:line="285" w:lineRule="atLeast"/>
+        <w:jc w:val="both"/>
+        <w:rPr>
+          <w:rFonts w:ascii="Times New Roman" w:eastAsia="Times New Roman" w:hAnsi="Times New Roman" w:cs="Times New Roman"/>
+          <w:sz w:val="24"/>
+          <w:szCs w:val="24"/>
+          <w:lang w:eastAsia="es-ES"/>
+        </w:rPr>
+      </w:pPr>
+      <w:r>
+        <w:rPr>
+          <w:rFonts w:ascii="Times New Roman" w:eastAsia="Times New Roman" w:hAnsi="Times New Roman" w:cs="Times New Roman"/>
+          <w:sz w:val="24"/>
+          <w:szCs w:val="24"/>
+          <w:lang w:eastAsia="es-ES"/>
+        </w:rPr>
+        <w:tab/>
+        <w:t>a. Instalar</w:t>
+      </w:r>
+    </w:p>
+    <w:p>
+      <w:pPr>
+        <w:spacing w:after="0" w:line="285" w:lineRule="atLeast"/>
+        <w:jc w:val="both"/>
+        <w:rPr>
+          <w:rFonts w:ascii="Times New Roman" w:eastAsia="Times New Roman" w:hAnsi="Times New Roman" w:cs="Times New Roman"/>
+          <w:sz w:val="24"/>
+          <w:szCs w:val="24"/>
+          <w:lang w:eastAsia="es-ES"/>
+        </w:rPr>
+      </w:pPr>
+      <w:r>
+        <w:rPr>
+          <w:rFonts w:ascii="Times New Roman" w:eastAsia="Times New Roman" w:hAnsi="Times New Roman" w:cs="Times New Roman"/>
+          <w:sz w:val="24"/>
+          <w:szCs w:val="24"/>
+          <w:lang w:eastAsia="es-ES"/>
+        </w:rPr>
+        <w:t>3.</w:t>
+      </w:r>
+      <w:r>
+        <w:rPr>
+          <w:rFonts w:ascii="Times New Roman" w:eastAsia="Times New Roman" w:hAnsi="Times New Roman" w:cs="Times New Roman"/>
+          <w:sz w:val="24"/>
+          <w:szCs w:val="24"/>
+          <w:lang w:eastAsia="es-ES"/>
+        </w:rPr>
+        <w:t>Aplicación bloqueada para proteger el dispositivo</w:t>
+      </w:r>
+    </w:p>
+    <w:p>
+      <w:pPr>
+        <w:spacing w:after="0" w:line="285" w:lineRule="atLeast"/>
+        <w:jc w:val="both"/>
+        <w:rPr>
+          <w:rFonts w:ascii="Times New Roman" w:eastAsia="Times New Roman" w:hAnsi="Times New Roman" w:cs="Times New Roman"/>
+          <w:sz w:val="24"/>
+          <w:szCs w:val="24"/>
+          <w:lang w:eastAsia="es-ES"/>
+        </w:rPr>
+      </w:pPr>
+      <w:r>
+        <w:rPr>
+          <w:rFonts w:ascii="Times New Roman" w:eastAsia="Times New Roman" w:hAnsi="Times New Roman" w:cs="Times New Roman"/>
+          <w:sz w:val="24"/>
+          <w:szCs w:val="24"/>
+          <w:lang w:eastAsia="es-ES"/>
+        </w:rPr>
+        <w:tab/>
+        <w:t>a. Más detalles (instalar de todas formas)</w:t>
+      </w:r>
+    </w:p>
+    <w:p>
+      <w:pPr>
+        <w:spacing w:after="0" w:line="285" w:lineRule="atLeast"/>
+        <w:jc w:val="both"/>
+        <w:rPr>
+          <w:rFonts w:ascii="Times New Roman" w:eastAsia="Times New Roman" w:hAnsi="Times New Roman" w:cs="Times New Roman"/>
+          <w:sz w:val="24"/>
+          <w:szCs w:val="24"/>
+          <w:lang w:eastAsia="es-ES"/>
+        </w:rPr>
+      </w:pPr>
+      <w:r>
+        <w:rPr>
+          <w:rFonts w:ascii="Times New Roman" w:eastAsia="Times New Roman" w:hAnsi="Times New Roman" w:cs="Times New Roman"/>
+          <w:sz w:val="24"/>
+          <w:szCs w:val="24"/>
+          <w:lang w:eastAsia="es-ES"/>
+        </w:rPr>
+        <w:t xml:space="preserve">4. </w:t>
+      </w:r>
+      <w:r>
+        <w:rPr>
+          <w:rFonts w:ascii="Times New Roman" w:eastAsia="Times New Roman" w:hAnsi="Times New Roman" w:cs="Times New Roman"/>
+          <w:sz w:val="24"/>
+          <w:szCs w:val="24"/>
+          <w:lang w:eastAsia="es-ES"/>
+        </w:rPr>
+        <w:t>Abrir</w:t>
       </w:r>
     </w:p>
     <w:p>
@@ -982,6 +1115,7 @@
           <w:szCs w:val="24"/>
           <w:lang w:eastAsia="es-ES"/>
         </w:rPr>
+        <w:lastRenderedPageBreak/>
         <w:t xml:space="preserve">- Mi control de agua: registra tu </w:t>
       </w:r>
       <w:r>
@@ -1101,7 +1235,6 @@
           <w:szCs w:val="24"/>
           <w:lang w:eastAsia="es-ES"/>
         </w:rPr>
-        <w:lastRenderedPageBreak/>
         <w:t xml:space="preserve">- </w:t>
       </w:r>
       <w:r>

--- a/nutrafit-bienvenida.docx
+++ b/nutrafit-bienvenida.docx
@@ -113,6 +113,92 @@
         </w:rPr>
         <w:t xml:space="preserve">Esta es la versión estable de la aplicación, preparada como </w:t>
       </w:r>
+      <w:r>
+        <w:rPr>
+          <w:rFonts w:ascii="Times New Roman" w:eastAsia="Times New Roman" w:hAnsi="Times New Roman" w:cs="Times New Roman"/>
+          <w:sz w:val="24"/>
+          <w:szCs w:val="24"/>
+          <w:lang w:eastAsia="es-ES"/>
+        </w:rPr>
+        <w:t>Apk</w:t>
+      </w:r>
+      <w:r>
+        <w:rPr>
+          <w:rFonts w:ascii="Times New Roman" w:eastAsia="Times New Roman" w:hAnsi="Times New Roman" w:cs="Times New Roman"/>
+          <w:sz w:val="24"/>
+          <w:szCs w:val="24"/>
+          <w:lang w:eastAsia="es-ES"/>
+        </w:rPr>
+        <w:t xml:space="preserve"> instalable para usar desde el móvil.</w:t>
+      </w:r>
+    </w:p>
+    <w:p>
+      <w:pPr>
+        <w:spacing w:after="0" w:line="285" w:lineRule="atLeast"/>
+        <w:jc w:val="both"/>
+        <w:rPr>
+          <w:rFonts w:ascii="Times New Roman" w:eastAsia="Times New Roman" w:hAnsi="Times New Roman" w:cs="Times New Roman"/>
+          <w:sz w:val="24"/>
+          <w:szCs w:val="24"/>
+          <w:lang w:eastAsia="es-ES"/>
+        </w:rPr>
+      </w:pPr>
+    </w:p>
+    <w:p>
+      <w:pPr>
+        <w:spacing w:after="0" w:line="285" w:lineRule="atLeast"/>
+        <w:jc w:val="both"/>
+        <w:rPr>
+          <w:rFonts w:ascii="Times New Roman" w:eastAsia="Times New Roman" w:hAnsi="Times New Roman" w:cs="Times New Roman"/>
+          <w:sz w:val="24"/>
+          <w:szCs w:val="24"/>
+          <w:u w:val="single"/>
+          <w:lang w:eastAsia="es-ES"/>
+        </w:rPr>
+      </w:pPr>
+      <w:r>
+        <w:rPr>
+          <w:rFonts w:ascii="Times New Roman" w:eastAsia="Times New Roman" w:hAnsi="Times New Roman" w:cs="Times New Roman"/>
+          <w:sz w:val="24"/>
+          <w:szCs w:val="24"/>
+          <w:u w:val="single"/>
+          <w:lang w:eastAsia="es-ES"/>
+        </w:rPr>
+        <w:t>Archivo de instalación Android</w:t>
+      </w:r>
+    </w:p>
+    <w:p>
+      <w:pPr>
+        <w:spacing w:after="0" w:line="285" w:lineRule="atLeast"/>
+        <w:jc w:val="both"/>
+        <w:rPr>
+          <w:rFonts w:ascii="Times New Roman" w:eastAsia="Times New Roman" w:hAnsi="Times New Roman" w:cs="Times New Roman"/>
+          <w:sz w:val="24"/>
+          <w:szCs w:val="24"/>
+          <w:lang w:eastAsia="es-ES"/>
+        </w:rPr>
+      </w:pPr>
+    </w:p>
+    <w:p>
+      <w:pPr>
+        <w:spacing w:after="0" w:line="285" w:lineRule="atLeast"/>
+        <w:jc w:val="both"/>
+        <w:rPr>
+          <w:rFonts w:ascii="Times New Roman" w:eastAsia="Times New Roman" w:hAnsi="Times New Roman" w:cs="Times New Roman"/>
+          <w:sz w:val="24"/>
+          <w:szCs w:val="24"/>
+          <w:lang w:eastAsia="es-ES"/>
+        </w:rPr>
+      </w:pPr>
+      <w:r>
+        <w:rPr>
+          <w:rFonts w:ascii="Times New Roman" w:eastAsia="Times New Roman" w:hAnsi="Times New Roman" w:cs="Times New Roman"/>
+          <w:sz w:val="24"/>
+          <w:szCs w:val="24"/>
+          <w:lang w:eastAsia="es-ES"/>
+        </w:rPr>
+        <w:t>App-</w:t>
+      </w:r>
       <w:proofErr w:type="spellStart"/>
       <w:r>
         <w:rPr>
@@ -121,95 +207,89 @@
           <w:szCs w:val="24"/>
           <w:lang w:eastAsia="es-ES"/>
         </w:rPr>
-        <w:t>Apk</w:t>
+        <w:t>debug.apk</w:t>
       </w:r>
       <w:proofErr w:type="spellEnd"/>
-      <w:r>
-        <w:rPr>
-          <w:rFonts w:ascii="Times New Roman" w:eastAsia="Times New Roman" w:hAnsi="Times New Roman" w:cs="Times New Roman"/>
-          <w:sz w:val="24"/>
-          <w:szCs w:val="24"/>
-          <w:lang w:eastAsia="es-ES"/>
-        </w:rPr>
-        <w:t xml:space="preserve"> instalable para usar desde el móvil.</w:t>
-      </w:r>
-    </w:p>
-    <w:p>
-      <w:pPr>
-        <w:spacing w:after="0" w:line="285" w:lineRule="atLeast"/>
-        <w:jc w:val="both"/>
-        <w:rPr>
-          <w:rFonts w:ascii="Times New Roman" w:eastAsia="Times New Roman" w:hAnsi="Times New Roman" w:cs="Times New Roman"/>
-          <w:sz w:val="24"/>
-          <w:szCs w:val="24"/>
-          <w:lang w:eastAsia="es-ES"/>
-        </w:rPr>
-      </w:pPr>
-    </w:p>
-    <w:p>
-      <w:pPr>
-        <w:spacing w:after="0" w:line="285" w:lineRule="atLeast"/>
-        <w:jc w:val="both"/>
-        <w:rPr>
-          <w:rFonts w:ascii="Times New Roman" w:eastAsia="Times New Roman" w:hAnsi="Times New Roman" w:cs="Times New Roman"/>
-          <w:sz w:val="24"/>
-          <w:szCs w:val="24"/>
-          <w:lang w:eastAsia="es-ES"/>
-        </w:rPr>
-      </w:pPr>
-      <w:r>
-        <w:rPr>
-          <w:rFonts w:ascii="Times New Roman" w:eastAsia="Times New Roman" w:hAnsi="Times New Roman" w:cs="Times New Roman"/>
-          <w:sz w:val="24"/>
-          <w:szCs w:val="24"/>
-          <w:lang w:eastAsia="es-ES"/>
-        </w:rPr>
-        <w:t>Archivo de instalación Android</w:t>
-      </w:r>
-    </w:p>
-    <w:p>
-      <w:pPr>
-        <w:spacing w:after="0" w:line="285" w:lineRule="atLeast"/>
-        <w:jc w:val="both"/>
-        <w:rPr>
-          <w:rFonts w:ascii="Times New Roman" w:eastAsia="Times New Roman" w:hAnsi="Times New Roman" w:cs="Times New Roman"/>
-          <w:sz w:val="24"/>
-          <w:szCs w:val="24"/>
-          <w:lang w:eastAsia="es-ES"/>
-        </w:rPr>
-      </w:pPr>
-    </w:p>
-    <w:p>
-      <w:pPr>
-        <w:spacing w:after="0" w:line="285" w:lineRule="atLeast"/>
-        <w:jc w:val="both"/>
-        <w:rPr>
-          <w:rFonts w:ascii="Times New Roman" w:eastAsia="Times New Roman" w:hAnsi="Times New Roman" w:cs="Times New Roman"/>
-          <w:sz w:val="24"/>
-          <w:szCs w:val="24"/>
-          <w:lang w:eastAsia="es-ES"/>
-        </w:rPr>
-      </w:pPr>
-      <w:r>
-        <w:rPr>
-          <w:rFonts w:ascii="Times New Roman" w:eastAsia="Times New Roman" w:hAnsi="Times New Roman" w:cs="Times New Roman"/>
-          <w:sz w:val="24"/>
-          <w:szCs w:val="24"/>
-          <w:lang w:eastAsia="es-ES"/>
-        </w:rPr>
-        <w:t>App-</w:t>
-      </w:r>
-      <w:proofErr w:type="spellStart"/>
-      <w:r>
-        <w:rPr>
-          <w:rFonts w:ascii="Times New Roman" w:eastAsia="Times New Roman" w:hAnsi="Times New Roman" w:cs="Times New Roman"/>
-          <w:sz w:val="24"/>
-          <w:szCs w:val="24"/>
-          <w:lang w:eastAsia="es-ES"/>
-        </w:rPr>
-        <w:t>debug.apk</w:t>
-      </w:r>
-      <w:proofErr w:type="spellEnd"/>
+    </w:p>
+    <w:p>
+      <w:pPr>
+        <w:spacing w:after="0" w:line="285" w:lineRule="atLeast"/>
+        <w:jc w:val="both"/>
+        <w:rPr>
+          <w:rFonts w:ascii="Times New Roman" w:eastAsia="Times New Roman" w:hAnsi="Times New Roman" w:cs="Times New Roman"/>
+          <w:sz w:val="24"/>
+          <w:szCs w:val="24"/>
+          <w:lang w:eastAsia="es-ES"/>
+        </w:rPr>
+      </w:pPr>
+    </w:p>
+    <w:p>
+      <w:pPr>
+        <w:spacing w:after="0" w:line="285" w:lineRule="atLeast"/>
+        <w:jc w:val="both"/>
+        <w:rPr>
+          <w:rFonts w:ascii="Times New Roman" w:eastAsia="Times New Roman" w:hAnsi="Times New Roman" w:cs="Times New Roman"/>
+          <w:sz w:val="24"/>
+          <w:szCs w:val="24"/>
+          <w:u w:val="single"/>
+          <w:lang w:eastAsia="es-ES"/>
+        </w:rPr>
+      </w:pPr>
+      <w:r>
+        <w:rPr>
+          <w:rFonts w:ascii="Times New Roman" w:eastAsia="Times New Roman" w:hAnsi="Times New Roman" w:cs="Times New Roman"/>
+          <w:sz w:val="24"/>
+          <w:szCs w:val="24"/>
+          <w:u w:val="single"/>
+          <w:lang w:eastAsia="es-ES"/>
+        </w:rPr>
+        <w:t xml:space="preserve">Archivo de instalación </w:t>
+      </w:r>
+      <w:r>
+        <w:rPr>
+          <w:rFonts w:ascii="Times New Roman" w:eastAsia="Times New Roman" w:hAnsi="Times New Roman" w:cs="Times New Roman"/>
+          <w:sz w:val="24"/>
+          <w:szCs w:val="24"/>
+          <w:u w:val="single"/>
+          <w:lang w:eastAsia="es-ES"/>
+        </w:rPr>
+        <w:t>IOS/iPad</w:t>
+      </w:r>
+    </w:p>
+    <w:p>
+      <w:pPr>
+        <w:spacing w:after="0" w:line="285" w:lineRule="atLeast"/>
+        <w:jc w:val="both"/>
+        <w:rPr>
+          <w:rFonts w:ascii="Times New Roman" w:eastAsia="Times New Roman" w:hAnsi="Times New Roman" w:cs="Times New Roman"/>
+          <w:sz w:val="24"/>
+          <w:szCs w:val="24"/>
+          <w:lang w:eastAsia="es-ES"/>
+        </w:rPr>
+      </w:pPr>
+    </w:p>
+    <w:p>
+      <w:pPr>
+        <w:spacing w:after="0" w:line="285" w:lineRule="atLeast"/>
+        <w:rPr>
+          <w:rFonts w:ascii="Consolas" w:eastAsia="Times New Roman" w:hAnsi="Consolas" w:cs="Times New Roman"/>
+          <w:sz w:val="21"/>
+          <w:szCs w:val="21"/>
+          <w:lang w:eastAsia="es-ES"/>
+        </w:rPr>
+      </w:pPr>
+      <w:hyperlink r:id="rId4" w:history="1">
+        <w:r>
+          <w:rPr>
+            <w:rStyle w:val="Hipervnculo"/>
+            <w:rFonts w:ascii="Consolas" w:eastAsia="Times New Roman" w:hAnsi="Consolas" w:cs="Times New Roman"/>
+            <w:sz w:val="21"/>
+            <w:szCs w:val="21"/>
+            <w:lang w:eastAsia="es-ES"/>
+          </w:rPr>
+          <w:t>https://alinaresblanco-gif.github.io/nutrafit/</w:t>
+        </w:r>
+      </w:hyperlink>
     </w:p>
     <w:p>
       <w:pPr>
@@ -418,37 +498,24 @@
         </w:rPr>
         <w:t xml:space="preserve">Pulsar </w:t>
       </w:r>
-      <w:proofErr w:type="gramStart"/>
-      <w:r>
-        <w:rPr>
-          <w:rFonts w:ascii="Times New Roman" w:eastAsia="Times New Roman" w:hAnsi="Times New Roman" w:cs="Times New Roman"/>
-          <w:sz w:val="24"/>
-          <w:szCs w:val="24"/>
-          <w:lang w:eastAsia="es-ES"/>
-        </w:rPr>
-        <w:t>en  el</w:t>
-      </w:r>
-      <w:proofErr w:type="gramEnd"/>
-      <w:r>
-        <w:rPr>
-          <w:rFonts w:ascii="Times New Roman" w:eastAsia="Times New Roman" w:hAnsi="Times New Roman" w:cs="Times New Roman"/>
-          <w:sz w:val="24"/>
-          <w:szCs w:val="24"/>
-          <w:lang w:eastAsia="es-ES"/>
-        </w:rPr>
-        <w:t xml:space="preserve"> archivo </w:t>
-      </w:r>
-      <w:proofErr w:type="spellStart"/>
-      <w:r>
-        <w:rPr>
-          <w:rFonts w:ascii="Times New Roman" w:eastAsia="Times New Roman" w:hAnsi="Times New Roman" w:cs="Times New Roman"/>
-          <w:sz w:val="24"/>
-          <w:szCs w:val="24"/>
-          <w:lang w:eastAsia="es-ES"/>
-        </w:rPr>
-        <w:t>apk</w:t>
-      </w:r>
-      <w:proofErr w:type="spellEnd"/>
+      <w:r>
+        <w:rPr>
+          <w:rFonts w:ascii="Times New Roman" w:eastAsia="Times New Roman" w:hAnsi="Times New Roman" w:cs="Times New Roman"/>
+          <w:sz w:val="24"/>
+          <w:szCs w:val="24"/>
+          <w:lang w:eastAsia="es-ES"/>
+        </w:rPr>
+        <w:t>en el</w:t>
+      </w:r>
+      <w:r>
+        <w:rPr>
+          <w:rFonts w:ascii="Times New Roman" w:eastAsia="Times New Roman" w:hAnsi="Times New Roman" w:cs="Times New Roman"/>
+          <w:sz w:val="24"/>
+          <w:szCs w:val="24"/>
+          <w:lang w:eastAsia="es-ES"/>
+        </w:rPr>
+        <w:t xml:space="preserve"> archivo apk</w:t>
+      </w:r>
     </w:p>
     <w:p>
       <w:pPr>
@@ -868,6 +935,42 @@
         <w:jc w:val="both"/>
         <w:rPr>
           <w:rFonts w:ascii="Times New Roman" w:eastAsia="Times New Roman" w:hAnsi="Times New Roman" w:cs="Times New Roman"/>
+          <w:sz w:val="24"/>
+          <w:szCs w:val="24"/>
+          <w:lang w:eastAsia="es-ES"/>
+        </w:rPr>
+      </w:pPr>
+    </w:p>
+    <w:p>
+      <w:pPr>
+        <w:spacing w:after="0" w:line="285" w:lineRule="atLeast"/>
+        <w:jc w:val="both"/>
+        <w:rPr>
+          <w:rFonts w:ascii="Times New Roman" w:eastAsia="Times New Roman" w:hAnsi="Times New Roman" w:cs="Times New Roman"/>
+          <w:sz w:val="24"/>
+          <w:szCs w:val="24"/>
+          <w:lang w:eastAsia="es-ES"/>
+        </w:rPr>
+      </w:pPr>
+    </w:p>
+    <w:p>
+      <w:pPr>
+        <w:spacing w:after="0" w:line="285" w:lineRule="atLeast"/>
+        <w:jc w:val="both"/>
+        <w:rPr>
+          <w:rFonts w:ascii="Times New Roman" w:eastAsia="Times New Roman" w:hAnsi="Times New Roman" w:cs="Times New Roman"/>
+          <w:sz w:val="24"/>
+          <w:szCs w:val="24"/>
+          <w:lang w:eastAsia="es-ES"/>
+        </w:rPr>
+      </w:pPr>
+    </w:p>
+    <w:p>
+      <w:pPr>
+        <w:spacing w:after="0" w:line="285" w:lineRule="atLeast"/>
+        <w:jc w:val="both"/>
+        <w:rPr>
+          <w:rFonts w:ascii="Times New Roman" w:eastAsia="Times New Roman" w:hAnsi="Times New Roman" w:cs="Times New Roman"/>
           <w:b/>
           <w:bCs/>
           <w:sz w:val="24"/>
@@ -886,6 +989,7 @@
           <w:u w:val="single"/>
           <w:lang w:eastAsia="es-ES"/>
         </w:rPr>
+        <w:lastRenderedPageBreak/>
         <w:t>Vistas incluidas</w:t>
       </w:r>
     </w:p>
@@ -1115,7 +1219,6 @@
           <w:szCs w:val="24"/>
           <w:lang w:eastAsia="es-ES"/>
         </w:rPr>
-        <w:lastRenderedPageBreak/>
         <w:t xml:space="preserve">- Mi control de agua: registra tu </w:t>
       </w:r>
       <w:r>
@@ -1910,6 +2013,7 @@
   <w:style w:type="paragraph" w:default="1" w:styleId="Normal">
     <w:name w:val="Normal"/>
     <w:qFormat/>
+    <w:rsid w:val="00397C53"/>
   </w:style>
   <w:style w:type="character" w:default="1" w:styleId="Fuentedeprrafopredeter">
     <w:name w:val="Default Paragraph Font"/>
